--- a/public/change/ДЗ_АПП_с_заказчиком.docx
+++ b/public/change/ДЗ_АПП_с_заказчиком.docx
@@ -3280,7 +3280,7 @@
                 <w:u w:val="single"/>
                 <w:lang w:val="fr-FR"/>
               </w:rPr>
-              <w:t>${internal_signature_image}</w:t>
+              <w:t>${signature}</w:t>
             </w:r>
             <w:r>
               <w:rPr>
